--- a/tests/fixtures/notes.docx
+++ b/tests/fixtures/notes.docx
@@ -1,6 +1,6 @@
 
 <file path=word/document.xml><?xml version="1.0" encoding="utf-8"?>
-<w:document xmlns:w="http://schemas.openxmlformats.org/wordprocessingml/2006/main">
+<w:document xmlns:w="http://schemas.openxmlformats.org/wordprocessingml/2006/main" xmlns:r="http://schemas.openxmlformats.org/officeDocument/2006/relationships" xmlns:m="http://schemas.openxmlformats.org/officeDocument/2006/math" xmlns:mc="http://schemas.openxmlformats.org/markup-compatibility/2006" xmlns:wp="http://schemas.openxmlformats.org/drawingml/2006/wordprocessingDrawing" xmlns:wp14="http://schemas.microsoft.com/office/word/2010/wordprocessingDrawing" xmlns:w14="http://schemas.microsoft.com/office/word/2010/wordml" xmlns:w15="http://schemas.microsoft.com/office/word/2012/wordml" xmlns:w16se="http://schemas.microsoft.com/office/word/2015/wordml/symex" mc:Ignorable="w14 w15 w16se wp14">
   <w:body>
     <w:p>
       <w:r>
@@ -89,4 +89,323 @@
     </w:p>
   </w:footnote>
 </w:footnotes>
+</file>
+
+<file path=word/styles.xml><?xml version="1.0" encoding="utf-8"?>
+<w:styles xmlns:w="http://schemas.openxmlformats.org/wordprocessingml/2006/main">
+  <w:docDefaults>
+    <w:rPrDefault>
+      <w:rPr>
+        <w:rFonts w:ascii="Calibri" w:hAnsi="Calibri" w:cs="Times New Roman"/>
+        <w:sz w:val="22"/>
+        <w:szCs w:val="22"/>
+        <w:lang w:val="en-US" w:eastAsia="en-US" w:bidi="ar-SA"/>
+      </w:rPr>
+    </w:rPrDefault>
+    <w:pPrDefault>
+      <w:pPr>
+        <w:spacing w:after="160" w:line="259" w:lineRule="auto"/>
+      </w:pPr>
+    </w:pPrDefault>
+  </w:docDefaults>
+  <w:style w:type="paragraph" w:default="1" w:styleId="Normal">
+    <w:name w:val="Normal"/>
+    <w:qFormat/>
+  </w:style>
+</w:styles>
+</file>
+
+<file path=word/theme/theme1.xml><?xml version="1.0" encoding="utf-8"?>
+<a:theme xmlns:a="http://schemas.openxmlformats.org/drawingml/2006/main" name="Office Theme">
+  <a:themeElements>
+    <a:clrScheme name="Office">
+      <a:dk1>
+        <a:sysClr val="windowText" lastClr="000000"/>
+      </a:dk1>
+      <a:lt1>
+        <a:sysClr val="window" lastClr="FFFFFF"/>
+      </a:lt1>
+      <a:dk2>
+        <a:srgbClr val="0E2841"/>
+      </a:dk2>
+      <a:lt2>
+        <a:srgbClr val="E8E8E8"/>
+      </a:lt2>
+      <a:accent1>
+        <a:srgbClr val="156082"/>
+      </a:accent1>
+      <a:accent2>
+        <a:srgbClr val="E97132"/>
+      </a:accent2>
+      <a:accent3>
+        <a:srgbClr val="196B24"/>
+      </a:accent3>
+      <a:accent4>
+        <a:srgbClr val="0F9ED5"/>
+      </a:accent4>
+      <a:accent5>
+        <a:srgbClr val="A02B93"/>
+      </a:accent5>
+      <a:accent6>
+        <a:srgbClr val="4EA72E"/>
+      </a:accent6>
+      <a:hlink>
+        <a:srgbClr val="467886"/>
+      </a:hlink>
+      <a:folHlink>
+        <a:srgbClr val="96607D"/>
+      </a:folHlink>
+    </a:clrScheme>
+    <a:fontScheme name="Office">
+      <a:majorFont>
+        <a:latin typeface="Aptos Display" panose="02110004020202020204"/>
+        <a:ea typeface=""/>
+        <a:cs typeface=""/>
+        <a:font script="Jpan" typeface="游ゴシック Light"/>
+        <a:font script="Hang" typeface="맑은 고딕"/>
+        <a:font script="Hans" typeface="等线 Light"/>
+        <a:font script="Hant" typeface="新細明體"/>
+        <a:font script="Arab" typeface="Times New Roman"/>
+        <a:font script="Hebr" typeface="Times New Roman"/>
+        <a:font script="Thai" typeface="Angsana New"/>
+        <a:font script="Ethi" typeface="Nyala"/>
+        <a:font script="Beng" typeface="Vrinda"/>
+        <a:font script="Gujr" typeface="Shruti"/>
+        <a:font script="Khmr" typeface="MoolBoran"/>
+        <a:font script="Knda" typeface="Tunga"/>
+        <a:font script="Guru" typeface="Raavi"/>
+        <a:font script="Cans" typeface="Euphemia"/>
+        <a:font script="Cher" typeface="Plantagenet Cherokee"/>
+        <a:font script="Yiii" typeface="Microsoft Yi Baiti"/>
+        <a:font script="Tibt" typeface="Microsoft Himalaya"/>
+        <a:font script="Thaa" typeface="MV Boli"/>
+        <a:font script="Deva" typeface="Mangal"/>
+        <a:font script="Telu" typeface="Gautami"/>
+        <a:font script="Taml" typeface="Latha"/>
+        <a:font script="Syrc" typeface="Estrangelo Edessa"/>
+        <a:font script="Orya" typeface="Kalinga"/>
+        <a:font script="Mlym" typeface="Kartika"/>
+        <a:font script="Laoo" typeface="DokChampa"/>
+        <a:font script="Sinh" typeface="Iskoola Pota"/>
+        <a:font script="Mong" typeface="Mongolian Baiti"/>
+        <a:font script="Viet" typeface="Times New Roman"/>
+        <a:font script="Uigh" typeface="Microsoft Uighur"/>
+        <a:font script="Geor" typeface="Sylfaen"/>
+        <a:font script="Armn" typeface="Arial"/>
+        <a:font script="Bugi" typeface="Leelawadee UI"/>
+        <a:font script="Bopo" typeface="Microsoft JhengHei"/>
+        <a:font script="Java" typeface="Javanese Text"/>
+        <a:font script="Lisu" typeface="Segoe UI"/>
+        <a:font script="Mymr" typeface="Myanmar Text"/>
+        <a:font script="Nkoo" typeface="Ebrima"/>
+        <a:font script="Olck" typeface="Nirmala UI"/>
+        <a:font script="Osma" typeface="Ebrima"/>
+        <a:font script="Phag" typeface="Phagspa"/>
+        <a:font script="Syrn" typeface="Estrangelo Edessa"/>
+        <a:font script="Syrj" typeface="Estrangelo Edessa"/>
+        <a:font script="Syre" typeface="Estrangelo Edessa"/>
+        <a:font script="Sora" typeface="Nirmala UI"/>
+        <a:font script="Tale" typeface="Microsoft Tai Le"/>
+        <a:font script="Talu" typeface="Microsoft New Tai Lue"/>
+        <a:font script="Tfng" typeface="Ebrima"/>
+      </a:majorFont>
+      <a:minorFont>
+        <a:latin typeface="Aptos" panose="02110004020202020204"/>
+        <a:ea typeface=""/>
+        <a:cs typeface=""/>
+        <a:font script="Jpan" typeface="游ゴシック"/>
+        <a:font script="Hang" typeface="맑은 고딕"/>
+        <a:font script="Hans" typeface="等线"/>
+        <a:font script="Hant" typeface="新細明體"/>
+        <a:font script="Arab" typeface="Arial"/>
+        <a:font script="Hebr" typeface="Arial"/>
+        <a:font script="Thai" typeface="Cordia New"/>
+        <a:font script="Ethi" typeface="Nyala"/>
+        <a:font script="Beng" typeface="Vrinda"/>
+        <a:font script="Gujr" typeface="Shruti"/>
+        <a:font script="Khmr" typeface="DaunPenh"/>
+        <a:font script="Knda" typeface="Tunga"/>
+        <a:font script="Guru" typeface="Raavi"/>
+        <a:font script="Cans" typeface="Euphemia"/>
+        <a:font script="Cher" typeface="Plantagenet Cherokee"/>
+        <a:font script="Yiii" typeface="Microsoft Yi Baiti"/>
+        <a:font script="Tibt" typeface="Microsoft Himalaya"/>
+        <a:font script="Thaa" typeface="MV Boli"/>
+        <a:font script="Deva" typeface="Mangal"/>
+        <a:font script="Telu" typeface="Gautami"/>
+        <a:font script="Taml" typeface="Latha"/>
+        <a:font script="Syrc" typeface="Estrangelo Edessa"/>
+        <a:font script="Orya" typeface="Kalinga"/>
+        <a:font script="Mlym" typeface="Kartika"/>
+        <a:font script="Laoo" typeface="DokChampa"/>
+        <a:font script="Sinh" typeface="Iskoola Pota"/>
+        <a:font script="Mong" typeface="Mongolian Baiti"/>
+        <a:font script="Viet" typeface="Arial"/>
+        <a:font script="Uigh" typeface="Microsoft Uighur"/>
+        <a:font script="Geor" typeface="Sylfaen"/>
+        <a:font script="Armn" typeface="Arial"/>
+        <a:font script="Bugi" typeface="Leelawadee UI"/>
+        <a:font script="Bopo" typeface="Microsoft JhengHei"/>
+        <a:font script="Java" typeface="Javanese Text"/>
+        <a:font script="Lisu" typeface="Segoe UI"/>
+        <a:font script="Mymr" typeface="Myanmar Text"/>
+        <a:font script="Nkoo" typeface="Ebrima"/>
+        <a:font script="Olck" typeface="Nirmala UI"/>
+        <a:font script="Osma" typeface="Ebrima"/>
+        <a:font script="Phag" typeface="Phagspa"/>
+        <a:font script="Syrn" typeface="Estrangelo Edessa"/>
+        <a:font script="Syrj" typeface="Estrangelo Edessa"/>
+        <a:font script="Syre" typeface="Estrangelo Edessa"/>
+        <a:font script="Sora" typeface="Nirmala UI"/>
+        <a:font script="Tale" typeface="Microsoft Tai Le"/>
+        <a:font script="Talu" typeface="Microsoft New Tai Lue"/>
+        <a:font script="Tfng" typeface="Ebrima"/>
+      </a:minorFont>
+    </a:fontScheme>
+    <a:fmtScheme name="Office">
+      <a:fillStyleLst>
+        <a:solidFill>
+          <a:schemeClr val="phClr"/>
+        </a:solidFill>
+        <a:gradFill rotWithShape="1">
+          <a:gsLst>
+            <a:gs pos="0">
+              <a:schemeClr val="phClr">
+                <a:lumMod val="110000"/>
+                <a:satMod val="105000"/>
+                <a:tint val="67000"/>
+              </a:schemeClr>
+            </a:gs>
+            <a:gs pos="50000">
+              <a:schemeClr val="phClr">
+                <a:lumMod val="105000"/>
+                <a:satMod val="103000"/>
+                <a:tint val="73000"/>
+              </a:schemeClr>
+            </a:gs>
+            <a:gs pos="100000">
+              <a:schemeClr val="phClr">
+                <a:lumMod val="105000"/>
+                <a:satMod val="109000"/>
+                <a:tint val="81000"/>
+              </a:schemeClr>
+            </a:gs>
+          </a:gsLst>
+          <a:lin ang="5400000" scaled="0"/>
+        </a:gradFill>
+        <a:gradFill rotWithShape="1">
+          <a:gsLst>
+            <a:gs pos="0">
+              <a:schemeClr val="phClr">
+                <a:satMod val="103000"/>
+                <a:lumMod val="102000"/>
+                <a:tint val="94000"/>
+              </a:schemeClr>
+            </a:gs>
+            <a:gs pos="50000">
+              <a:schemeClr val="phClr">
+                <a:satMod val="110000"/>
+                <a:lumMod val="100000"/>
+                <a:shade val="100000"/>
+              </a:schemeClr>
+            </a:gs>
+            <a:gs pos="100000">
+              <a:schemeClr val="phClr">
+                <a:lumMod val="99000"/>
+                <a:satMod val="120000"/>
+                <a:shade val="78000"/>
+              </a:schemeClr>
+            </a:gs>
+          </a:gsLst>
+          <a:lin ang="5400000" scaled="0"/>
+        </a:gradFill>
+      </a:fillStyleLst>
+      <a:lnStyleLst>
+        <a:ln w="6350" cap="flat" cmpd="sng" algn="ctr">
+          <a:solidFill>
+            <a:schemeClr val="phClr"/>
+          </a:solidFill>
+          <a:prstDash val="solid"/>
+          <a:miter lim="800000"/>
+        </a:ln>
+        <a:ln w="12700" cap="flat" cmpd="sng" algn="ctr">
+          <a:solidFill>
+            <a:schemeClr val="phClr"/>
+          </a:solidFill>
+          <a:prstDash val="solid"/>
+          <a:miter lim="800000"/>
+        </a:ln>
+        <a:ln w="19050" cap="flat" cmpd="sng" algn="ctr">
+          <a:solidFill>
+            <a:schemeClr val="phClr"/>
+          </a:solidFill>
+          <a:prstDash val="solid"/>
+          <a:miter lim="800000"/>
+        </a:ln>
+      </a:lnStyleLst>
+      <a:effectStyleLst>
+        <a:effectStyle>
+          <a:effectLst/>
+        </a:effectStyle>
+        <a:effectStyle>
+          <a:effectLst/>
+        </a:effectStyle>
+        <a:effectStyle>
+          <a:effectLst>
+            <a:outerShdw blurRad="57150" dist="19050" dir="5400000" algn="ctr" rotWithShape="0">
+              <a:srgbClr val="000000">
+                <a:alpha val="63000"/>
+              </a:srgbClr>
+            </a:outerShdw>
+          </a:effectLst>
+        </a:effectStyle>
+      </a:effectStyleLst>
+      <a:bgFillStyleLst>
+        <a:solidFill>
+          <a:schemeClr val="phClr"/>
+        </a:solidFill>
+        <a:solidFill>
+          <a:schemeClr val="phClr">
+            <a:tint val="95000"/>
+            <a:satMod val="170000"/>
+          </a:schemeClr>
+        </a:solidFill>
+        <a:gradFill rotWithShape="1">
+          <a:gsLst>
+            <a:gs pos="0">
+              <a:schemeClr val="phClr">
+                <a:tint val="93000"/>
+                <a:satMod val="150000"/>
+                <a:shade val="98000"/>
+                <a:lumMod val="102000"/>
+              </a:schemeClr>
+            </a:gs>
+            <a:gs pos="50000">
+              <a:schemeClr val="phClr">
+                <a:tint val="98000"/>
+                <a:satMod val="130000"/>
+                <a:shade val="90000"/>
+                <a:lumMod val="103000"/>
+              </a:schemeClr>
+            </a:gs>
+            <a:gs pos="100000">
+              <a:schemeClr val="phClr">
+                <a:shade val="63000"/>
+                <a:satMod val="120000"/>
+              </a:schemeClr>
+            </a:gs>
+          </a:gsLst>
+          <a:lin ang="5400000" scaled="0"/>
+        </a:gradFill>
+      </a:bgFillStyleLst>
+    </a:fmtScheme>
+  </a:themeElements>
+  <a:objectDefaults/>
+  <a:extraClrSchemeLst/>
+  <a:extLst>
+    <a:ext uri="{05A4C25C-085E-4340-85A3-A5531E510DB2}">
+      <thm15:themeFamily xmlns:thm15="http://schemas.microsoft.com/office/thememl/2012/main" name="Office Theme" id="{62F939B6-93AF-4DB8-9C6B-D6C7DFDC589F}" vid="{4A3C46E8-61CC-4603-A589-7422A47A8E4A}"/>
+    </a:ext>
+  </a:extLst>
+</a:theme>
 </file>